--- a/docs/reports/oy-rals-research-report-rev-20261027.docx
+++ b/docs/reports/oy-rals-research-report-rev-20261027.docx
@@ -84,7 +84,7 @@
           <w:i w:val="0"/>
           <w:lang w:val="ko-KR" w:eastAsia="ko-KR"/>
         </w:rPr>
-        <w:t>적용 기준: 운영 CORE 25문항·100점 · 2026.10.27 운영 화면(네 단계 메뉴) 재확인 · 03 학교 지원·04 기관 사례관리 반영</w:t>
+        <w:t>적용 기준: 운영 CORE 25문항·100점 · 2026.10.27 운영 화면(다섯 단계 메뉴) 재확인 · 03 학교 지원·04 기관 사례관리·05 최종 보고서 반영</w:t>
       </w:r>
     </w:p>
     <w:p>
@@ -5969,7 +5969,7 @@
           <w:i w:val="0"/>
           <w:lang w:val="ko-KR" w:eastAsia="ko-KR"/>
         </w:rPr>
-        <w:t>운영 화면은 네 단계로 이어진다. 각 단계는 같은 회차의 25문항 응답과 안전판정을 공유하며, 앞 단계로 돌아가 응답을 고치면 다시 완료해야 뒤 단계에 반영된다. 2026년 10월 27일 개편에서 이전의 AI 사례자문 작업실과 사례기록·모니터링 단계는 메뉴에서 내렸다. 해석지 각 부분의 “AI에 묻기”는 그대로 두었고, 기록은 각 기관의 사례관리 기록체계에 남기는 것을 전제로 한다. 평가·해석 자료의 ZIP 보관과 식별정보를 뺀 응답 JSON 저장은 화면 맨 아래의 작은 보관 띠로 모았다.</w:t>
+        <w:t>운영 화면은 다섯 단계로 이어진다(01 선별평가·결과해석, 02 지역자원 연계, 03 학교 지원, 04 기관 사례관리, 05 최종 보고서). 각 단계는 같은 회차의 25문항 응답과 안전판정을 공유하며, 앞 단계로 돌아가 응답을 고치면 다시 완료해야 뒤 단계에 반영된다. 2026년 10월 27일 개편에서 이전의 AI 사례자문 작업실과 사례기록·모니터링 단계는 메뉴에서 내렸다. 해석지 각 부분의 “AI에 묻기”는 그대로 두었고, 기록은 각 기관의 사례관리 기록체계에 남기는 것을 전제로 한다. 평가·해석 자료의 ZIP 보관과 식별정보를 뺀 응답 JSON 저장은 화면 맨 아래의 작은 보관 띠로 모았다.</w:t>
       </w:r>
     </w:p>
     <w:p>
@@ -6495,6 +6495,104 @@
           </w:p>
         </w:tc>
       </w:tr>
+      <w:tr>
+        <w:trPr>
+          <w:cantSplit/>
+        </w:trPr>
+        <w:tc>
+          <w:tcPr>
+            <w:tcW w:type="dxa" w:w="2100"/>
+            <w:vAlign w:val="center"/>
+            <w:tcMar>
+              <w:top w:w="64" w:type="dxa"/>
+              <w:start w:w="95" w:type="dxa"/>
+              <w:bottom w:w="64" w:type="dxa"/>
+              <w:end w:w="95" w:type="dxa"/>
+            </w:tcMar>
+            <w:tcBorders>
+              <w:bottom w:val="single" w:sz="2" w:color="C9CDD1"/>
+            </w:tcBorders>
+          </w:tcPr>
+          <w:p>
+            <w:pPr>
+              <w:pStyle w:val="ArticleSmall"/>
+              <w:spacing w:after="0" w:line="307" w:lineRule="auto"/>
+              <w:ind w:firstLine="0"/>
+            </w:pPr>
+            <w:r>
+              <w:rPr>
+                <w:rFonts w:ascii="NanumMyeongjo" w:hAnsi="NanumMyeongjo" w:eastAsia="NanumMyeongjo" w:cs="NanumMyeongjo"/>
+                <w:b w:val="0"/>
+                <w:sz w:val="18"/>
+                <w:lang w:val="ko-KR" w:eastAsia="ko-KR"/>
+              </w:rPr>
+              <w:t>05 최종 보고서</w:t>
+            </w:r>
+          </w:p>
+        </w:tc>
+        <w:tc>
+          <w:tcPr>
+            <w:tcW w:type="dxa" w:w="4300"/>
+            <w:vAlign w:val="center"/>
+            <w:tcMar>
+              <w:top w:w="64" w:type="dxa"/>
+              <w:start w:w="95" w:type="dxa"/>
+              <w:bottom w:w="64" w:type="dxa"/>
+              <w:end w:w="95" w:type="dxa"/>
+            </w:tcMar>
+            <w:tcBorders>
+              <w:bottom w:val="single" w:sz="2" w:color="C9CDD1"/>
+            </w:tcBorders>
+          </w:tcPr>
+          <w:p>
+            <w:pPr>
+              <w:pStyle w:val="ArticleSmall"/>
+              <w:spacing w:after="0" w:line="307" w:lineRule="auto"/>
+              <w:ind w:firstLine="0"/>
+            </w:pPr>
+            <w:r>
+              <w:rPr>
+                <w:rFonts w:ascii="NanumMyeongjo" w:hAnsi="NanumMyeongjo" w:eastAsia="NanumMyeongjo" w:cs="NanumMyeongjo"/>
+                <w:b w:val="0"/>
+                <w:sz w:val="18"/>
+                <w:lang w:val="ko-KR" w:eastAsia="ko-KR"/>
+              </w:rPr>
+              <w:t>한 사례의 판정 경로(①~⑥)·영역 프로파일·안전 확인·자원 후보·실무자 의견을 A4 2쪽으로 압축, 서술 포함 여부 선택</w:t>
+            </w:r>
+          </w:p>
+        </w:tc>
+        <w:tc>
+          <w:tcPr>
+            <w:tcW w:type="dxa" w:w="2671"/>
+            <w:vAlign w:val="center"/>
+            <w:tcMar>
+              <w:top w:w="64" w:type="dxa"/>
+              <w:start w:w="95" w:type="dxa"/>
+              <w:bottom w:w="64" w:type="dxa"/>
+              <w:end w:w="95" w:type="dxa"/>
+            </w:tcMar>
+            <w:tcBorders>
+              <w:bottom w:val="single" w:sz="2" w:color="C9CDD1"/>
+            </w:tcBorders>
+          </w:tcPr>
+          <w:p>
+            <w:pPr>
+              <w:pStyle w:val="ArticleSmall"/>
+              <w:spacing w:after="0" w:line="307" w:lineRule="auto"/>
+              <w:ind w:firstLine="0"/>
+            </w:pPr>
+            <w:r>
+              <w:rPr>
+                <w:rFonts w:ascii="NanumMyeongjo" w:hAnsi="NanumMyeongjo" w:eastAsia="NanumMyeongjo" w:cs="NanumMyeongjo"/>
+                <w:b w:val="0"/>
+                <w:sz w:val="18"/>
+                <w:lang w:val="ko-KR" w:eastAsia="ko-KR"/>
+              </w:rPr>
+              <w:t>A4 2쪽 인쇄·PDF·TXT, ZIP의 13-final-report.txt</w:t>
+            </w:r>
+          </w:p>
+        </w:tc>
+      </w:tr>
     </w:tbl>
     <w:p>
       <w:pPr>
@@ -6504,7 +6602,7 @@
       <w:r>
         <w:drawing>
           <wp:inline xmlns:a="http://schemas.openxmlformats.org/drawingml/2006/main" xmlns:pic="http://schemas.openxmlformats.org/drawingml/2006/picture">
-            <wp:extent cx="5400000" cy="1181250"/>
+            <wp:extent cx="5400000" cy="2092500"/>
             <wp:docPr id="7" name="Picture 7"/>
             <wp:cNvGraphicFramePr>
               <a:graphicFrameLocks noChangeAspect="1"/>
@@ -6525,7 +6623,7 @@
                   <pic:spPr>
                     <a:xfrm>
                       <a:off x="0" y="0"/>
-                      <a:ext cx="5400000" cy="1181250"/>
+                      <a:ext cx="5400000" cy="2092500"/>
                     </a:xfrm>
                     <a:prstGeom prst="rect"/>
                   </pic:spPr>
@@ -6547,7 +6645,7 @@
           <w:i w:val="0"/>
           <w:lang w:val="ko-KR" w:eastAsia="ko-KR"/>
         </w:rPr>
-        <w:t>〈그림 4〉 운영 화면의 머리글과 네 단계 메뉴(가상 응답 화면)</w:t>
+        <w:t>〈그림 4〉 운영 화면의 머리글과 다섯 단계 메뉴(가상 응답 화면)</w:t>
       </w:r>
     </w:p>
     <w:p>
@@ -6723,6 +6821,21 @@
     </w:p>
     <w:p>
       <w:pPr>
+        <w:pStyle w:val="ArticleBody"/>
+        <w:jc w:val="both"/>
+      </w:pPr>
+      <w:r>
+        <w:rPr>
+          <w:rFonts w:ascii="NanumMyeongjo" w:hAnsi="NanumMyeongjo" w:eastAsia="NanumMyeongjo" w:cs="NanumMyeongjo"/>
+          <w:b w:val="0"/>
+          <w:i w:val="0"/>
+          <w:lang w:val="ko-KR" w:eastAsia="ko-KR"/>
+        </w:rPr>
+        <w:t>05 최종 보고서는 앞 단계의 결과를 한 사례당 A4 2쪽으로 묶는다. 1쪽에는 판정 경로 여섯 칸(안전 확인부터 주관·진행체계까지), 10개 영역 프로파일, 확인할 안전 신호를 얇은 선 도식으로 싣고, 2쪽에는 강점·가족·자원 후보·남은 확인 질문과 실무자 의견란을 싣는다. 판정은 다시 계산하지 않고 04 기관 사례관리의 판정 사슬(OYDecision)을 그대로 읽는다. 서술기록을 빼고 출력해도 판정은 화면과 같으며, 서술 원문·인용·분석 문장만 빠진다. 실무자 의견은 400자까지 화면에서 적어 바로 반영되고 저장하지 않는다. 휴대폰에서는 A4 대신 세로 읽기 화면으로 보여 준다.</w:t>
+      </w:r>
+    </w:p>
+    <w:p>
+      <w:pPr>
         <w:keepNext/>
         <w:jc w:val="center"/>
       </w:pPr>
@@ -6827,6 +6940,60 @@
           <w:lang w:val="ko-KR" w:eastAsia="ko-KR"/>
         </w:rPr>
         <w:t>〈그림 5-2〉 04 기관 사례관리의 기관별 실무자료 탭(가상 응답 화면)</w:t>
+      </w:r>
+    </w:p>
+    <w:p>
+      <w:pPr>
+        <w:keepNext/>
+        <w:jc w:val="center"/>
+      </w:pPr>
+      <w:r>
+        <w:drawing>
+          <wp:inline xmlns:a="http://schemas.openxmlformats.org/drawingml/2006/main" xmlns:pic="http://schemas.openxmlformats.org/drawingml/2006/picture">
+            <wp:extent cx="5400000" cy="3812264"/>
+            <wp:docPr id="9053" name="fig53"/>
+            <wp:cNvGraphicFramePr>
+              <a:graphicFrameLocks noChangeAspect="1"/>
+            </wp:cNvGraphicFramePr>
+            <a:graphic>
+              <a:graphicData uri="http://schemas.openxmlformats.org/drawingml/2006/picture">
+                <pic:pic>
+                  <pic:nvPicPr>
+                    <pic:cNvPr id="0" name="fig-steps.jpg"/>
+                    <pic:cNvPicPr/>
+                  </pic:nvPicPr>
+                  <pic:blipFill>
+                    <a:blip r:embed="rId21"/>
+                    <a:stretch>
+                      <a:fillRect/>
+                    </a:stretch>
+                  </pic:blipFill>
+                  <pic:spPr>
+                    <a:xfrm>
+                      <a:off x="0" y="0"/>
+                      <a:ext cx="5400000" cy="3812264"/>
+                    </a:xfrm>
+                    <a:prstGeom prst="rect"/>
+                  </pic:spPr>
+                </pic:pic>
+              </a:graphicData>
+            </a:graphic>
+          </wp:inline>
+        </w:drawing>
+      </w:r>
+    </w:p>
+    <w:p>
+      <w:pPr>
+        <w:pStyle w:val="ArticleCaption"/>
+      </w:pPr>
+      <w:r>
+        <w:rPr>
+          <w:rFonts w:ascii="NanumMyeongjo" w:hAnsi="NanumMyeongjo" w:eastAsia="NanumMyeongjo" w:cs="NanumMyeongjo"/>
+          <w:b w:val="0"/>
+          <w:i w:val="0"/>
+          <w:lang w:val="ko-KR" w:eastAsia="ko-KR"/>
+        </w:rPr>
+        <w:t>〈그림 5-3〉 05 최종 보고서 A4 2쪽(가상 응답, 서술 미포함)</w:t>
       </w:r>
     </w:p>
     <w:p>
@@ -22231,6 +22398,20 @@
           <w:i w:val="0"/>
           <w:lang w:val="ko-KR" w:eastAsia="ko-KR"/>
         </w:rPr>
+        <w:t>• 2026.10.27: 05 최종 보고서 메뉴를 더해 화면을 다섯 단계로 고쳤다(5.4·〈표 7〉·그림 4, 5.5 끝 문단과 그림 5-3).</w:t>
+      </w:r>
+    </w:p>
+    <w:p>
+      <w:pPr>
+        <w:pStyle w:val="ArticleSmall"/>
+      </w:pPr>
+      <w:r>
+        <w:rPr>
+          <w:rFonts w:ascii="NanumMyeongjo" w:hAnsi="NanumMyeongjo" w:eastAsia="NanumMyeongjo" w:cs="NanumMyeongjo"/>
+          <w:b w:val="0"/>
+          <w:i w:val="0"/>
+          <w:lang w:val="ko-KR" w:eastAsia="ko-KR"/>
+        </w:rPr>
         <w:t>• 2026.10.27: 5.5 신설. 03 학교 지원(T-1~3, E-1~3)과 학생맞춤통합지원법 조문 대응, 04 기관 사례관리 기관별 실무자료(A-0~4, C-0~4, G-1), 운영 기관의 통합사례관리 선정 준거(2개 이상 기관 전문 개입, 위기 영역은 공동 개입)를 기술하고 화면 그림 2개를 더하였다.</w:t>
       </w:r>
     </w:p>
